--- a/t35_s1.docx
+++ b/t35_s1.docx
@@ -3,2348 +3,998 @@
 <w:document xmlns:wpc="http://schemas.microsoft.com/office/word/2010/wordprocessingCanvas" xmlns:mo="http://schemas.microsoft.com/office/mac/office/2008/main" xmlns:mc="http://schemas.openxmlformats.org/markup-compatibility/2006" xmlns:mv="urn:schemas-microsoft-com:mac:vml" xmlns:o="urn:schemas-microsoft-com:office:office" xmlns:r="http://schemas.openxmlformats.org/officeDocument/2006/relationships" xmlns:m="http://schemas.openxmlformats.org/officeDocument/2006/math" xmlns:v="urn:schemas-microsoft-com:vml" xmlns:wp14="http://schemas.microsoft.com/office/word/2010/wordprocessingDrawing" xmlns:wp="http://schemas.openxmlformats.org/drawingml/2006/wordprocessingDrawing" xmlns:w10="urn:schemas-microsoft-com:office:word" xmlns:w="http://schemas.openxmlformats.org/wordprocessingml/2006/main" xmlns:w14="http://schemas.microsoft.com/office/word/2010/wordml" xmlns:wpg="http://schemas.microsoft.com/office/word/2010/wordprocessingGroup" xmlns:wpi="http://schemas.microsoft.com/office/word/2010/wordprocessingInk" xmlns:wne="http://schemas.microsoft.com/office/word/2006/wordml" xmlns:wps="http://schemas.microsoft.com/office/word/2010/wordprocessingShape" mc:Ignorable="w14 wp14">
   <w:body>
     <w:p>
-      <w:pPr>
-        <w:spacing w:after="40" w:before="120"/>
-      </w:pPr>
       <w:r>
-        <w:rPr>
-          <w:b w:val="0"/>
-          <w:i w:val="0"/>
-          <w:sz w:val="22"/>
-        </w:rPr>
-        <w:t>Question: A food handler develops jaundice, fatigue, and dark urine, and tests positive for hepatitis A. Which statement about this infection is correct?</w:t>
+        <w:t xml:space="preserve">Question: A client with a diagnosis of acute pancreatitis is prescribed IV fluids. The nurse should monitor for which sign of fluid overload during aggressive rehydration?</w:t>
       </w:r>
     </w:p>
     <w:p>
-      <w:pPr>
-        <w:spacing w:after="0" w:before="0"/>
-      </w:pPr>
       <w:r>
-        <w:rPr>
-          <w:b w:val="0"/>
-          <w:i w:val="0"/>
-          <w:sz w:val="22"/>
-        </w:rPr>
-        <w:t>(a) It is transmitted by the fecal-oral route, and food handlers should not prepare food while infectious</w:t>
+        <w:t xml:space="preserve">(a) Crackles and neck vein distension</w:t>
       </w:r>
     </w:p>
     <w:p>
-      <w:pPr>
-        <w:spacing w:after="0" w:before="0"/>
-      </w:pPr>
       <w:r>
-        <w:rPr>
-          <w:b w:val="0"/>
-          <w:i w:val="0"/>
-          <w:sz w:val="22"/>
-        </w:rPr>
-        <w:t>(b) It is transmitted only by blood transfusion</w:t>
+        <w:t xml:space="preserve">(b) Dry mucous membranes</w:t>
       </w:r>
     </w:p>
     <w:p>
-      <w:pPr>
-        <w:spacing w:after="0" w:before="0"/>
-      </w:pPr>
       <w:r>
-        <w:rPr>
-          <w:b w:val="0"/>
-          <w:i w:val="0"/>
-          <w:sz w:val="22"/>
-        </w:rPr>
-        <w:t>(c) It becomes a chronic lifelong infection in most adults</w:t>
+        <w:t xml:space="preserve">(c) Decreased urine output</w:t>
       </w:r>
     </w:p>
     <w:p>
-      <w:pPr>
-        <w:spacing w:after="0" w:before="0"/>
-      </w:pPr>
       <w:r>
-        <w:rPr>
-          <w:b w:val="0"/>
-          <w:i w:val="0"/>
-          <w:sz w:val="22"/>
-        </w:rPr>
-        <w:t>(d) It requires airborne isolation precautions</w:t>
+        <w:t xml:space="preserve">(d) Increased thirst</w:t>
       </w:r>
     </w:p>
     <w:p>
-      <w:pPr>
-        <w:spacing w:after="0" w:before="40"/>
-      </w:pPr>
       <w:r>
-        <w:rPr>
-          <w:b/>
-          <w:i w:val="0"/>
-          <w:sz w:val="22"/>
-        </w:rPr>
-        <w:t>Answer: a</w:t>
+        <w:t xml:space="preserve">Answer: a</w:t>
       </w:r>
     </w:p>
     <w:p>
-      <w:pPr>
-        <w:spacing w:after="0" w:before="0"/>
-      </w:pPr>
       <w:r>
-        <w:rPr>
-          <w:b w:val="0"/>
-          <w:i w:val="0"/>
-          <w:sz w:val="21"/>
-        </w:rPr>
-        <w:t>Solution: Hepatitis A is transmitted by the fecal-oral route (contaminated food/water); infected food handlers can spread it and must be excluded from food preparation. It is an acute, self-limiting infection, not chronic, and does not require airborne precautions.</w:t>
+        <w:t xml:space="preserve">Solution: Aggressive IV fluids can cause fluid overload; crackles, neck vein distension, and edema indicate overhydration requiring slower infusion and physician notification.</w:t>
       </w:r>
     </w:p>
     <w:p>
-      <w:pPr>
-        <w:spacing w:after="0" w:before="0"/>
-      </w:pPr>
       <w:r>
-        <w:rPr>
-          <w:b w:val="0"/>
-          <w:i w:val="0"/>
-          <w:sz w:val="20"/>
-        </w:rPr>
-        <w:t>Positive Marks: 1</w:t>
+        <w:t xml:space="preserve">Positive Marks: 1</w:t>
       </w:r>
     </w:p>
     <w:p>
-      <w:pPr>
-        <w:spacing w:after="160" w:before="0"/>
-      </w:pPr>
       <w:r>
-        <w:rPr>
-          <w:b w:val="0"/>
-          <w:i w:val="0"/>
-          <w:sz w:val="20"/>
-        </w:rPr>
-        <w:t>Negative Marks: 0.25</w:t>
+        <w:t xml:space="preserve">Negative Marks: 0.25</w:t>
       </w:r>
     </w:p>
     <w:p>
-      <w:pPr>
-        <w:spacing w:after="40" w:before="120"/>
-      </w:pPr>
       <w:r>
-        <w:rPr>
-          <w:b w:val="0"/>
-          <w:i w:val="0"/>
-          <w:sz w:val="22"/>
-        </w:rPr>
-        <w:t>Question: A client with suspected appendicitis has pain that started near the umbilicus and shifted to the right lower quadrant with tenderness at McBurney's point. Which nursing action is contraindicated?</w:t>
+        <w:t xml:space="preserve"/>
       </w:r>
     </w:p>
     <w:p>
-      <w:pPr>
-        <w:spacing w:after="0" w:before="0"/>
-      </w:pPr>
       <w:r>
-        <w:rPr>
-          <w:b w:val="0"/>
-          <w:i w:val="0"/>
-          <w:sz w:val="22"/>
-        </w:rPr>
-        <w:t>(a) Applying heat to the abdomen and giving a laxative</w:t>
+        <w:t xml:space="preserve">Question: A nurse is preparing to give a client an intramuscular injection in the deltoid. The nurse should use a needle that is:</w:t>
       </w:r>
     </w:p>
     <w:p>
-      <w:pPr>
-        <w:spacing w:after="0" w:before="0"/>
-      </w:pPr>
       <w:r>
-        <w:rPr>
-          <w:b w:val="0"/>
-          <w:i w:val="0"/>
-          <w:sz w:val="22"/>
-        </w:rPr>
-        <w:t>(b) Keeping the client NPO and preparing for surgery</w:t>
+        <w:t xml:space="preserve">(a) 1–1.5 inches long, 22–25 gauge</w:t>
       </w:r>
     </w:p>
     <w:p>
-      <w:pPr>
-        <w:spacing w:after="0" w:before="0"/>
-      </w:pPr>
       <w:r>
-        <w:rPr>
-          <w:b w:val="0"/>
-          <w:i w:val="0"/>
-          <w:sz w:val="22"/>
-        </w:rPr>
-        <w:t>(c) Monitoring vital signs and pain level</w:t>
+        <w:t xml:space="preserve">(b) 0.5 inch, 27 gauge</w:t>
       </w:r>
     </w:p>
     <w:p>
-      <w:pPr>
-        <w:spacing w:after="0" w:before="0"/>
-      </w:pPr>
       <w:r>
-        <w:rPr>
-          <w:b w:val="0"/>
-          <w:i w:val="0"/>
-          <w:sz w:val="22"/>
-        </w:rPr>
-        <w:t>(d) Placing the client in a comfortable position with knees flexed</w:t>
+        <w:t xml:space="preserve">(c) 2 inches, 18 gauge</w:t>
       </w:r>
     </w:p>
     <w:p>
-      <w:pPr>
-        <w:spacing w:after="0" w:before="40"/>
-      </w:pPr>
       <w:r>
-        <w:rPr>
-          <w:b/>
-          <w:i w:val="0"/>
-          <w:sz w:val="22"/>
-        </w:rPr>
-        <w:t>Answer: a</w:t>
+        <w:t xml:space="preserve">(d) 1 inch, 30 gauge</w:t>
       </w:r>
     </w:p>
     <w:p>
-      <w:pPr>
-        <w:spacing w:after="0" w:before="0"/>
-      </w:pPr>
       <w:r>
-        <w:rPr>
-          <w:b w:val="0"/>
-          <w:i w:val="0"/>
-          <w:sz w:val="21"/>
-        </w:rPr>
-        <w:t>Solution: In suspected appendicitis, heat application and laxatives/enemas are contraindicated because they increase the risk of perforation. NPO status, IV fluids, monitoring, and a comfortable flexed position are appropriate while awaiting surgery.</w:t>
+        <w:t xml:space="preserve">Answer: a</w:t>
       </w:r>
     </w:p>
     <w:p>
-      <w:pPr>
-        <w:spacing w:after="0" w:before="0"/>
-      </w:pPr>
       <w:r>
-        <w:rPr>
-          <w:b w:val="0"/>
-          <w:i w:val="0"/>
-          <w:sz w:val="20"/>
-        </w:rPr>
-        <w:t>Positive Marks: 1</w:t>
+        <w:t xml:space="preserve">Solution: The deltoid IM site uses a 1–1.5 inch, 22–25 gauge needle in adults. Subcutaneous injections use shorter, smaller-gauge needles.</w:t>
       </w:r>
     </w:p>
     <w:p>
-      <w:pPr>
-        <w:spacing w:after="160" w:before="0"/>
-      </w:pPr>
       <w:r>
-        <w:rPr>
-          <w:b w:val="0"/>
-          <w:i w:val="0"/>
-          <w:sz w:val="20"/>
-        </w:rPr>
-        <w:t>Negative Marks: 0.25</w:t>
+        <w:t xml:space="preserve">Positive Marks: 1</w:t>
       </w:r>
     </w:p>
     <w:p>
-      <w:pPr>
-        <w:spacing w:after="40" w:before="120"/>
-      </w:pPr>
       <w:r>
-        <w:rPr>
-          <w:b w:val="0"/>
-          <w:i w:val="0"/>
-          <w:sz w:val="22"/>
-        </w:rPr>
-        <w:t>Question: A client with inflammatory bowel disease has continuous inflammation starting in the rectum with bloody diarrhea and only the mucosa involved. This pattern is most consistent with:</w:t>
+        <w:t xml:space="preserve">Negative Marks: 0.25</w:t>
       </w:r>
     </w:p>
     <w:p>
-      <w:pPr>
-        <w:spacing w:after="0" w:before="0"/>
-      </w:pPr>
       <w:r>
-        <w:rPr>
-          <w:b w:val="0"/>
-          <w:i w:val="0"/>
-          <w:sz w:val="22"/>
-        </w:rPr>
-        <w:t>(a) Ulcerative colitis</w:t>
+        <w:t xml:space="preserve"/>
       </w:r>
     </w:p>
     <w:p>
-      <w:pPr>
-        <w:spacing w:after="0" w:before="0"/>
-      </w:pPr>
       <w:r>
-        <w:rPr>
-          <w:b w:val="0"/>
-          <w:i w:val="0"/>
-          <w:sz w:val="22"/>
-        </w:rPr>
-        <w:t>(b) Crohn disease</w:t>
+        <w:t xml:space="preserve">Question: A client with a diagnosis of chronic kidney disease is prescribed a low-potassium diet. Which food should the client limit?</w:t>
       </w:r>
     </w:p>
     <w:p>
-      <w:pPr>
-        <w:spacing w:after="0" w:before="0"/>
-      </w:pPr>
       <w:r>
-        <w:rPr>
-          <w:b w:val="0"/>
-          <w:i w:val="0"/>
-          <w:sz w:val="22"/>
-        </w:rPr>
-        <w:t>(c) Diverticulitis</w:t>
+        <w:t xml:space="preserve">(a) Oranges and tomatoes</w:t>
       </w:r>
     </w:p>
     <w:p>
-      <w:pPr>
-        <w:spacing w:after="0" w:before="0"/>
-      </w:pPr>
       <w:r>
-        <w:rPr>
-          <w:b w:val="0"/>
-          <w:i w:val="0"/>
-          <w:sz w:val="22"/>
-        </w:rPr>
-        <w:t>(d) Irritable bowel syndrome</w:t>
+        <w:t xml:space="preserve">(b) White rice</w:t>
       </w:r>
     </w:p>
     <w:p>
-      <w:pPr>
-        <w:spacing w:after="0" w:before="40"/>
-      </w:pPr>
       <w:r>
-        <w:rPr>
-          <w:b/>
-          <w:i w:val="0"/>
-          <w:sz w:val="22"/>
-        </w:rPr>
-        <w:t>Answer: a</w:t>
+        <w:t xml:space="preserve">(c) Apples</w:t>
       </w:r>
     </w:p>
     <w:p>
-      <w:pPr>
-        <w:spacing w:after="0" w:before="0"/>
-      </w:pPr>
       <w:r>
-        <w:rPr>
-          <w:b w:val="0"/>
-          <w:i w:val="0"/>
-          <w:sz w:val="21"/>
-        </w:rPr>
-        <w:t>Solution: Ulcerative colitis causes continuous mucosal inflammation beginning in the rectum with bloody diarrhea. Crohn disease causes patchy, transmural inflammation anywhere in the GI tract, often with fistulas; IBS has no inflammation.</w:t>
+        <w:t xml:space="preserve">(d) Cucumber</w:t>
       </w:r>
     </w:p>
     <w:p>
-      <w:pPr>
-        <w:spacing w:after="0" w:before="0"/>
-      </w:pPr>
       <w:r>
-        <w:rPr>
-          <w:b w:val="0"/>
-          <w:i w:val="0"/>
-          <w:sz w:val="20"/>
-        </w:rPr>
-        <w:t>Positive Marks: 1</w:t>
+        <w:t xml:space="preserve">Answer: a</w:t>
       </w:r>
     </w:p>
     <w:p>
-      <w:pPr>
-        <w:spacing w:after="160" w:before="0"/>
-      </w:pPr>
       <w:r>
-        <w:rPr>
-          <w:b w:val="0"/>
-          <w:i w:val="0"/>
-          <w:sz w:val="20"/>
-        </w:rPr>
-        <w:t>Negative Marks: 0.25</w:t>
+        <w:t xml:space="preserve">Solution: Oranges, tomatoes, bananas, and potatoes are high in potassium and limited in renal failure. Rice, apples, and cucumber are lower in potassium.</w:t>
       </w:r>
     </w:p>
     <w:p>
-      <w:pPr>
-        <w:spacing w:after="40" w:before="120"/>
-      </w:pPr>
       <w:r>
-        <w:rPr>
-          <w:b w:val="0"/>
-          <w:i w:val="0"/>
-          <w:sz w:val="22"/>
-        </w:rPr>
-        <w:t>Question: A client is admitted with a hip fracture after a fall and is scheduled for surgery. Which nursing intervention is correct preoperatively?</w:t>
+        <w:t xml:space="preserve">Positive Marks: 1</w:t>
       </w:r>
     </w:p>
     <w:p>
-      <w:pPr>
-        <w:spacing w:after="0" w:before="0"/>
-      </w:pPr>
       <w:r>
-        <w:rPr>
-          <w:b w:val="0"/>
-          <w:i w:val="0"/>
-          <w:sz w:val="22"/>
-        </w:rPr>
-        <w:t>(a) Maintain the affected leg in a neutral position with abduction and avoid internal rotation</w:t>
+        <w:t xml:space="preserve">Negative Marks: 0.25</w:t>
       </w:r>
     </w:p>
     <w:p>
-      <w:pPr>
-        <w:spacing w:after="0" w:before="0"/>
-      </w:pPr>
       <w:r>
-        <w:rPr>
-          <w:b w:val="0"/>
-          <w:i w:val="0"/>
-          <w:sz w:val="22"/>
-        </w:rPr>
-        <w:t>(b) Encourage the client to cross the legs for comfort</w:t>
+        <w:t xml:space="preserve"/>
       </w:r>
     </w:p>
     <w:p>
-      <w:pPr>
-        <w:spacing w:after="0" w:before="0"/>
-      </w:pPr>
       <w:r>
-        <w:rPr>
-          <w:b w:val="0"/>
-          <w:i w:val="0"/>
-          <w:sz w:val="22"/>
-        </w:rPr>
-        <w:t>(c) Place a pillow under the knee to flex the hip</w:t>
+        <w:t xml:space="preserve">Question: A client is admitted with a diagnosis of acute pyelonephritis. Which symptom is most characteristic?</w:t>
       </w:r>
     </w:p>
     <w:p>
-      <w:pPr>
-        <w:spacing w:after="0" w:before="0"/>
-      </w:pPr>
       <w:r>
-        <w:rPr>
-          <w:b w:val="0"/>
-          <w:i w:val="0"/>
-          <w:sz w:val="22"/>
-        </w:rPr>
-        <w:t>(d) Allow the client to bear weight as tolerated</w:t>
+        <w:t xml:space="preserve">(a) Fever, chills, and flank pain</w:t>
       </w:r>
     </w:p>
     <w:p>
-      <w:pPr>
-        <w:spacing w:after="0" w:before="40"/>
-      </w:pPr>
       <w:r>
-        <w:rPr>
-          <w:b/>
-          <w:i w:val="0"/>
-          <w:sz w:val="22"/>
-        </w:rPr>
-        <w:t>Answer: a</w:t>
+        <w:t xml:space="preserve">(b) Asymptomatic bacteriuria</w:t>
       </w:r>
     </w:p>
     <w:p>
-      <w:pPr>
-        <w:spacing w:after="0" w:before="0"/>
-      </w:pPr>
       <w:r>
-        <w:rPr>
-          <w:b w:val="0"/>
-          <w:i w:val="0"/>
-          <w:sz w:val="21"/>
-        </w:rPr>
-        <w:t>Solution: Preoperatively, the fractured hip is kept in neutral alignment (abduction, no internal rotation, no crossing of legs) to prevent further displacement and pain. Weight-bearing and hip flexion are avoided until surgical fixation.</w:t>
+        <w:t xml:space="preserve">(c) Suprapubic pressure only</w:t>
       </w:r>
     </w:p>
     <w:p>
-      <w:pPr>
-        <w:spacing w:after="0" w:before="0"/>
-      </w:pPr>
       <w:r>
-        <w:rPr>
-          <w:b w:val="0"/>
-          <w:i w:val="0"/>
-          <w:sz w:val="20"/>
-        </w:rPr>
-        <w:t>Positive Marks: 1</w:t>
+        <w:t xml:space="preserve">(d) Vaginal discharge</w:t>
       </w:r>
     </w:p>
     <w:p>
-      <w:pPr>
-        <w:spacing w:after="160" w:before="0"/>
-      </w:pPr>
       <w:r>
-        <w:rPr>
-          <w:b w:val="0"/>
-          <w:i w:val="0"/>
-          <w:sz w:val="20"/>
-        </w:rPr>
-        <w:t>Negative Marks: 0.25</w:t>
+        <w:t xml:space="preserve">Answer: a</w:t>
       </w:r>
     </w:p>
     <w:p>
-      <w:pPr>
-        <w:spacing w:after="40" w:before="120"/>
-      </w:pPr>
       <w:r>
-        <w:rPr>
-          <w:b w:val="0"/>
-          <w:i w:val="0"/>
-          <w:sz w:val="22"/>
-        </w:rPr>
-        <w:t>Question: An older adult falls on an outstretched hand and now has a 'dinner fork' deformity of the wrist. Which fracture is most likely?</w:t>
+        <w:t xml:space="preserve">Solution: Acute pyelonephritis presents with high fever, chills, flank pain, and costovertebral angle tenderness. Cystitis is limited to the bladder with dysuria and frequency.</w:t>
       </w:r>
     </w:p>
     <w:p>
-      <w:pPr>
-        <w:spacing w:after="0" w:before="0"/>
-      </w:pPr>
       <w:r>
-        <w:rPr>
-          <w:b w:val="0"/>
-          <w:i w:val="0"/>
-          <w:sz w:val="22"/>
-        </w:rPr>
-        <w:t>(a) Colles fracture</w:t>
+        <w:t xml:space="preserve">Positive Marks: 1</w:t>
       </w:r>
     </w:p>
     <w:p>
-      <w:pPr>
-        <w:spacing w:after="0" w:before="0"/>
-      </w:pPr>
       <w:r>
-        <w:rPr>
-          <w:b w:val="0"/>
-          <w:i w:val="0"/>
-          <w:sz w:val="22"/>
-        </w:rPr>
-        <w:t>(b) Clavicle fracture</w:t>
+        <w:t xml:space="preserve">Negative Marks: 0.25</w:t>
       </w:r>
     </w:p>
     <w:p>
-      <w:pPr>
-        <w:spacing w:after="0" w:before="0"/>
-      </w:pPr>
       <w:r>
-        <w:rPr>
-          <w:b w:val="0"/>
-          <w:i w:val="0"/>
-          <w:sz w:val="22"/>
-        </w:rPr>
-        <w:t>(c) Scaphoid fracture</w:t>
+        <w:t xml:space="preserve"/>
       </w:r>
     </w:p>
     <w:p>
-      <w:pPr>
-        <w:spacing w:after="0" w:before="0"/>
-      </w:pPr>
       <w:r>
-        <w:rPr>
-          <w:b w:val="0"/>
-          <w:i w:val="0"/>
-          <w:sz w:val="22"/>
-        </w:rPr>
-        <w:t>(d) Supracondylar fracture</w:t>
+        <w:t xml:space="preserve">Question: A nurse is caring for a client with a chest tube. The drainage system tips over and the water seal is lost. The nurse should:</w:t>
       </w:r>
     </w:p>
     <w:p>
-      <w:pPr>
-        <w:spacing w:after="0" w:before="40"/>
-      </w:pPr>
       <w:r>
-        <w:rPr>
-          <w:b/>
-          <w:i w:val="0"/>
-          <w:sz w:val="22"/>
-        </w:rPr>
-        <w:t>Answer: a</w:t>
+        <w:t xml:space="preserve">(a) Reconnect the system and re-establish the water seal promptly</w:t>
       </w:r>
     </w:p>
     <w:p>
-      <w:pPr>
-        <w:spacing w:after="0" w:before="0"/>
-      </w:pPr>
       <w:r>
-        <w:rPr>
-          <w:b w:val="0"/>
-          <w:i w:val="0"/>
-          <w:sz w:val="21"/>
-        </w:rPr>
-        <w:t>Solution: A Colles fracture (distal radius) from a fall on an outstretched hand causes a dinner-fork deformity. Clavicle fractures occur from falls on the shoulder; scaphoid fractures present with snuffbox tenderness; supracondylar fractures occur in children.</w:t>
+        <w:t xml:space="preserve">(b) Clamp the tube for an hour</w:t>
       </w:r>
     </w:p>
     <w:p>
-      <w:pPr>
-        <w:spacing w:after="0" w:before="0"/>
-      </w:pPr>
       <w:r>
-        <w:rPr>
-          <w:b w:val="0"/>
-          <w:i w:val="0"/>
-          <w:sz w:val="20"/>
-        </w:rPr>
-        <w:t>Positive Marks: 1</w:t>
+        <w:t xml:space="preserve">(c) Leave the system open</w:t>
       </w:r>
     </w:p>
     <w:p>
-      <w:pPr>
-        <w:spacing w:after="160" w:before="0"/>
-      </w:pPr>
       <w:r>
-        <w:rPr>
-          <w:b w:val="0"/>
-          <w:i w:val="0"/>
-          <w:sz w:val="20"/>
-        </w:rPr>
-        <w:t>Negative Marks: 0.25</w:t>
+        <w:t xml:space="preserve">(d) Disconnect the suction</w:t>
       </w:r>
     </w:p>
     <w:p>
-      <w:pPr>
-        <w:spacing w:after="40" w:before="120"/>
-      </w:pPr>
       <w:r>
-        <w:rPr>
-          <w:b w:val="0"/>
-          <w:i w:val="0"/>
-          <w:sz w:val="22"/>
-        </w:rPr>
-        <w:t>Question: A client has a full-thickness burn on the forearm that is dry, leathery, and painless. Which statement about this burn is correct?</w:t>
+        <w:t xml:space="preserve">Answer: a</w:t>
       </w:r>
     </w:p>
     <w:p>
-      <w:pPr>
-        <w:spacing w:after="0" w:before="0"/>
-      </w:pPr>
       <w:r>
-        <w:rPr>
-          <w:b w:val="0"/>
-          <w:i w:val="0"/>
-          <w:sz w:val="22"/>
-        </w:rPr>
-        <w:t>(a) The nerve endings are destroyed, so the wound is painless; grafting will likely be needed</w:t>
+        <w:t xml:space="preserve">Solution: If the system tips, the nurse rights it and re-establishes the water seal (adding sterile water if needed). Clamping can cause tension pneumothorax.</w:t>
       </w:r>
     </w:p>
     <w:p>
-      <w:pPr>
-        <w:spacing w:after="0" w:before="0"/>
-      </w:pPr>
       <w:r>
-        <w:rPr>
-          <w:b w:val="0"/>
-          <w:i w:val="0"/>
-          <w:sz w:val="22"/>
-        </w:rPr>
-        <w:t>(b) The burn is superficial and will heal in days</w:t>
+        <w:t xml:space="preserve">Positive Marks: 1</w:t>
       </w:r>
     </w:p>
     <w:p>
-      <w:pPr>
-        <w:spacing w:after="0" w:before="0"/>
-      </w:pPr>
       <w:r>
-        <w:rPr>
-          <w:b w:val="0"/>
-          <w:i w:val="0"/>
-          <w:sz w:val="22"/>
-        </w:rPr>
-        <w:t>(c) Blistering indicates a deeper injury</w:t>
+        <w:t xml:space="preserve">Negative Marks: 0.25</w:t>
       </w:r>
     </w:p>
     <w:p>
-      <w:pPr>
-        <w:spacing w:after="0" w:before="0"/>
-      </w:pPr>
       <w:r>
-        <w:rPr>
-          <w:b w:val="0"/>
-          <w:i w:val="0"/>
-          <w:sz w:val="22"/>
-        </w:rPr>
-        <w:t>(d) Pain is severe because nerve endings are exposed</w:t>
+        <w:t xml:space="preserve"/>
       </w:r>
     </w:p>
     <w:p>
-      <w:pPr>
-        <w:spacing w:after="0" w:before="40"/>
-      </w:pPr>
       <w:r>
-        <w:rPr>
-          <w:b/>
-          <w:i w:val="0"/>
-          <w:sz w:val="22"/>
-        </w:rPr>
-        <w:t>Answer: a</w:t>
+        <w:t xml:space="preserve">Question: A client with a diagnosis of type 2 diabetes is prescribed metformin. Which instruction is most important?</w:t>
       </w:r>
     </w:p>
     <w:p>
-      <w:pPr>
-        <w:spacing w:after="0" w:before="0"/>
-      </w:pPr>
       <w:r>
-        <w:rPr>
-          <w:b w:val="0"/>
-          <w:i w:val="0"/>
-          <w:sz w:val="21"/>
-        </w:rPr>
-        <w:t>Solution: Full-thickness burns destroy all skin layers including nerve endings, producing a dry, leathery, painless, charred appearance; they require skin grafting. Superficial burns are painful and blistering.</w:t>
+        <w:t xml:space="preserve">(a) Report unusual muscle pain, and stop the drug during severe illness or contrast studies as directed</w:t>
       </w:r>
     </w:p>
     <w:p>
-      <w:pPr>
-        <w:spacing w:after="0" w:before="0"/>
-      </w:pPr>
       <w:r>
-        <w:rPr>
-          <w:b w:val="0"/>
-          <w:i w:val="0"/>
-          <w:sz w:val="20"/>
-        </w:rPr>
-        <w:t>Positive Marks: 1</w:t>
+        <w:t xml:space="preserve">(b) Take the drug on an empty stomach</w:t>
       </w:r>
     </w:p>
     <w:p>
-      <w:pPr>
-        <w:spacing w:after="160" w:before="0"/>
-      </w:pPr>
       <w:r>
-        <w:rPr>
-          <w:b w:val="0"/>
-          <w:i w:val="0"/>
-          <w:sz w:val="20"/>
-        </w:rPr>
-        <w:t>Negative Marks: 0.25</w:t>
+        <w:t xml:space="preserve">(c) Expect weight gain</w:t>
       </w:r>
     </w:p>
     <w:p>
-      <w:pPr>
-        <w:spacing w:after="40" w:before="120"/>
-      </w:pPr>
       <w:r>
-        <w:rPr>
-          <w:b w:val="0"/>
-          <w:i w:val="0"/>
-          <w:sz w:val="22"/>
-        </w:rPr>
-        <w:t>Question: Before administering digoxin, the nurse counts the apical pulse for one full minute. Which finding requires withholding the dose and notifying the provider?</w:t>
+        <w:t xml:space="preserve">(d) Skip doses when glucose is normal</w:t>
       </w:r>
     </w:p>
     <w:p>
-      <w:pPr>
-        <w:spacing w:after="0" w:before="0"/>
-      </w:pPr>
       <w:r>
-        <w:rPr>
-          <w:b w:val="0"/>
-          <w:i w:val="0"/>
-          <w:sz w:val="22"/>
-        </w:rPr>
-        <w:t>(a) Apical rate of 56 beats per minute</w:t>
+        <w:t xml:space="preserve">Answer: a</w:t>
       </w:r>
     </w:p>
     <w:p>
-      <w:pPr>
-        <w:spacing w:after="0" w:before="0"/>
-      </w:pPr>
       <w:r>
-        <w:rPr>
-          <w:b w:val="0"/>
-          <w:i w:val="0"/>
-          <w:sz w:val="22"/>
-        </w:rPr>
-        <w:t>(b) Apical rate of 72 beats per minute with a regular rhythm</w:t>
+        <w:t xml:space="preserve">Solution: Metformin carries a rare risk of lactic acidosis; it is held during severe illness, dehydration, or contrast studies, and muscle pain or fatigue is reported. It is taken with meals.</w:t>
       </w:r>
     </w:p>
     <w:p>
-      <w:pPr>
-        <w:spacing w:after="0" w:before="0"/>
-      </w:pPr>
       <w:r>
-        <w:rPr>
-          <w:b w:val="0"/>
-          <w:i w:val="0"/>
-          <w:sz w:val="22"/>
-        </w:rPr>
-        <w:t>(c) Apical rate of 88 beats per minute</w:t>
+        <w:t xml:space="preserve">Positive Marks: 1</w:t>
       </w:r>
     </w:p>
     <w:p>
-      <w:pPr>
-        <w:spacing w:after="0" w:before="0"/>
-      </w:pPr>
       <w:r>
-        <w:rPr>
-          <w:b w:val="0"/>
-          <w:i w:val="0"/>
-          <w:sz w:val="22"/>
-        </w:rPr>
-        <w:t>(d) Apical rate of 64 beats per minute</w:t>
+        <w:t xml:space="preserve">Negative Marks: 0.25</w:t>
       </w:r>
     </w:p>
     <w:p>
-      <w:pPr>
-        <w:spacing w:after="0" w:before="40"/>
-      </w:pPr>
       <w:r>
-        <w:rPr>
-          <w:b/>
-          <w:i w:val="0"/>
-          <w:sz w:val="22"/>
-        </w:rPr>
-        <w:t>Answer: a</w:t>
+        <w:t xml:space="preserve"/>
       </w:r>
     </w:p>
     <w:p>
-      <w:pPr>
-        <w:spacing w:after="0" w:before="0"/>
-      </w:pPr>
       <w:r>
-        <w:rPr>
-          <w:b w:val="0"/>
-          <w:i w:val="0"/>
-          <w:sz w:val="21"/>
-        </w:rPr>
-        <w:t>Solution: Digoxin is withheld and the provider notified if the apical pulse is below 60 bpm in an adult (bradycardia is a sign of toxicity) or if the rhythm is irregular. Rates in the 60s-80s with regular rhythm are acceptable.</w:t>
+        <w:t xml:space="preserve">Question: A client with a diagnosis of heart failure is being taught about daily weights. The nurse explains that the client should weigh:</w:t>
       </w:r>
     </w:p>
     <w:p>
-      <w:pPr>
-        <w:spacing w:after="0" w:before="0"/>
-      </w:pPr>
       <w:r>
-        <w:rPr>
-          <w:b w:val="0"/>
-          <w:i w:val="0"/>
-          <w:sz w:val="20"/>
-        </w:rPr>
-        <w:t>Positive Marks: 1</w:t>
+        <w:t xml:space="preserve">(a) At the same time each morning, after voiding, before breakfast</w:t>
       </w:r>
     </w:p>
     <w:p>
-      <w:pPr>
-        <w:spacing w:after="160" w:before="0"/>
-      </w:pPr>
       <w:r>
-        <w:rPr>
-          <w:b w:val="0"/>
-          <w:i w:val="0"/>
-          <w:sz w:val="20"/>
-        </w:rPr>
-        <w:t>Negative Marks: 0.25</w:t>
+        <w:t xml:space="preserve">(b) At different times each day</w:t>
       </w:r>
     </w:p>
     <w:p>
-      <w:pPr>
-        <w:spacing w:after="40" w:before="120"/>
-      </w:pPr>
       <w:r>
-        <w:rPr>
-          <w:b w:val="0"/>
-          <w:i w:val="0"/>
-          <w:sz w:val="22"/>
-        </w:rPr>
-        <w:t>Question: Which cuff size is correct when measuring blood pressure in an adult?</w:t>
+        <w:t xml:space="preserve">(c) Only when symptoms occur</w:t>
       </w:r>
     </w:p>
     <w:p>
-      <w:pPr>
-        <w:spacing w:after="0" w:before="0"/>
-      </w:pPr>
       <w:r>
-        <w:rPr>
-          <w:b w:val="0"/>
-          <w:i w:val="0"/>
-          <w:sz w:val="22"/>
-        </w:rPr>
-        <w:t>(a) The bladder of the cuff should encircle about 80% of the arm circumference</w:t>
+        <w:t xml:space="preserve">(d) Once a week</w:t>
       </w:r>
     </w:p>
     <w:p>
-      <w:pPr>
-        <w:spacing w:after="0" w:before="0"/>
-      </w:pPr>
       <w:r>
-        <w:rPr>
-          <w:b w:val="0"/>
-          <w:i w:val="0"/>
-          <w:sz w:val="22"/>
-        </w:rPr>
-        <w:t>(b) Any cuff size can be used</w:t>
+        <w:t xml:space="preserve">Answer: a</w:t>
       </w:r>
     </w:p>
     <w:p>
-      <w:pPr>
-        <w:spacing w:after="0" w:before="0"/>
-      </w:pPr>
       <w:r>
-        <w:rPr>
-          <w:b w:val="0"/>
-          <w:i w:val="0"/>
-          <w:sz w:val="22"/>
-        </w:rPr>
-        <w:t>(c) The cuff should cover only half of the upper arm</w:t>
+        <w:t xml:space="preserve">Solution: Daily weights are most accurate at the same time each morning (after voiding, before breakfast) with similar clothing. Rapid gains of 1–2 kg signal fluid retention.</w:t>
       </w:r>
     </w:p>
     <w:p>
-      <w:pPr>
-        <w:spacing w:after="0" w:before="0"/>
-      </w:pPr>
       <w:r>
-        <w:rPr>
-          <w:b w:val="0"/>
-          <w:i w:val="0"/>
-          <w:sz w:val="22"/>
-        </w:rPr>
-        <w:t>(d) The cuff is placed over the elbow crease</w:t>
+        <w:t xml:space="preserve">Positive Marks: 1</w:t>
       </w:r>
     </w:p>
     <w:p>
-      <w:pPr>
-        <w:spacing w:after="0" w:before="40"/>
-      </w:pPr>
       <w:r>
-        <w:rPr>
-          <w:b/>
-          <w:i w:val="0"/>
-          <w:sz w:val="22"/>
-        </w:rPr>
-        <w:t>Answer: a</w:t>
+        <w:t xml:space="preserve">Negative Marks: 0.25</w:t>
       </w:r>
     </w:p>
     <w:p>
-      <w:pPr>
-        <w:spacing w:after="0" w:before="0"/>
-      </w:pPr>
       <w:r>
-        <w:rPr>
-          <w:b w:val="0"/>
-          <w:i w:val="0"/>
-          <w:sz w:val="21"/>
-        </w:rPr>
-        <w:t>Solution: The cuff bladder should encircle at least 80% of the arm circumference (and cover two-thirds of the upper arm) for accurate readings. Too-small cuffs overestimate and too-large cuffs underestimate BP.</w:t>
+        <w:t xml:space="preserve"/>
       </w:r>
     </w:p>
     <w:p>
-      <w:pPr>
-        <w:spacing w:after="0" w:before="0"/>
-      </w:pPr>
       <w:r>
-        <w:rPr>
-          <w:b w:val="0"/>
-          <w:i w:val="0"/>
-          <w:sz w:val="20"/>
-        </w:rPr>
-        <w:t>Positive Marks: 1</w:t>
+        <w:t xml:space="preserve">Question: A client is prescribed an antibiotic that is ototoxic. The nurse should monitor the client for:</w:t>
       </w:r>
     </w:p>
     <w:p>
-      <w:pPr>
-        <w:spacing w:after="160" w:before="0"/>
-      </w:pPr>
       <w:r>
-        <w:rPr>
-          <w:b w:val="0"/>
-          <w:i w:val="0"/>
-          <w:sz w:val="20"/>
-        </w:rPr>
-        <w:t>Negative Marks: 0.25</w:t>
+        <w:t xml:space="preserve">(a) Tinnitus, dizziness, and hearing changes</w:t>
       </w:r>
     </w:p>
     <w:p>
-      <w:pPr>
-        <w:spacing w:after="40" w:before="120"/>
-      </w:pPr>
       <w:r>
-        <w:rPr>
-          <w:b w:val="0"/>
-          <w:i w:val="0"/>
-          <w:sz w:val="22"/>
-        </w:rPr>
-        <w:t>Question: Which instruction is correct when teaching a client to use crutches with a non-weight-bearing gait?</w:t>
+        <w:t xml:space="preserve">(b) Hyperglycemia</w:t>
       </w:r>
     </w:p>
     <w:p>
-      <w:pPr>
-        <w:spacing w:after="0" w:before="0"/>
-      </w:pPr>
       <w:r>
-        <w:rPr>
-          <w:b w:val="0"/>
-          <w:i w:val="0"/>
-          <w:sz w:val="22"/>
-        </w:rPr>
-        <w:t>(a) Advance both crutches and the affected leg together, then move the unaffected leg forward</w:t>
+        <w:t xml:space="preserve">(c) Bradycardia</w:t>
       </w:r>
     </w:p>
     <w:p>
-      <w:pPr>
-        <w:spacing w:after="0" w:before="0"/>
-      </w:pPr>
       <w:r>
-        <w:rPr>
-          <w:b w:val="0"/>
-          <w:i w:val="0"/>
-          <w:sz w:val="22"/>
-        </w:rPr>
-        <w:t>(b) Move the unaffected leg first, then the crutches</w:t>
+        <w:t xml:space="preserve">(d) Constipation</w:t>
       </w:r>
     </w:p>
     <w:p>
-      <w:pPr>
-        <w:spacing w:after="0" w:before="0"/>
-      </w:pPr>
       <w:r>
-        <w:rPr>
-          <w:b w:val="0"/>
-          <w:i w:val="0"/>
-          <w:sz w:val="22"/>
-        </w:rPr>
-        <w:t>(c) Let the crutches support all weight by resting the armpits on the pads</w:t>
+        <w:t xml:space="preserve">Answer: a</w:t>
       </w:r>
     </w:p>
     <w:p>
-      <w:pPr>
-        <w:spacing w:after="0" w:before="0"/>
-      </w:pPr>
       <w:r>
-        <w:rPr>
-          <w:b w:val="0"/>
-          <w:i w:val="0"/>
-          <w:sz w:val="22"/>
-        </w:rPr>
-        <w:t>(d) Swing both legs forward together without support</w:t>
+        <w:t xml:space="preserve">Solution: Ototoxic drugs (aminoglycosides, some diuretics) damage the inner ear, causing tinnitus, vertigo, and hearing loss — the client reports these promptly.</w:t>
       </w:r>
     </w:p>
     <w:p>
-      <w:pPr>
-        <w:spacing w:after="0" w:before="40"/>
-      </w:pPr>
       <w:r>
-        <w:rPr>
-          <w:b/>
-          <w:i w:val="0"/>
-          <w:sz w:val="22"/>
-        </w:rPr>
-        <w:t>Answer: a</w:t>
+        <w:t xml:space="preserve">Positive Marks: 1</w:t>
       </w:r>
     </w:p>
     <w:p>
-      <w:pPr>
-        <w:spacing w:after="0" w:before="0"/>
-      </w:pPr>
       <w:r>
-        <w:rPr>
-          <w:b w:val="0"/>
-          <w:i w:val="0"/>
-          <w:sz w:val="21"/>
-        </w:rPr>
-        <w:t>Solution: In the three-point non-weight-bearing gait, both crutches and the affected (non-weight-bearing) leg advance together, then the strong leg moves forward. Crutch pads should not bear body weight (axillary nerve injury risk).</w:t>
+        <w:t xml:space="preserve">Negative Marks: 0.25</w:t>
       </w:r>
     </w:p>
     <w:p>
-      <w:pPr>
-        <w:spacing w:after="0" w:before="0"/>
-      </w:pPr>
       <w:r>
-        <w:rPr>
-          <w:b w:val="0"/>
-          <w:i w:val="0"/>
-          <w:sz w:val="20"/>
-        </w:rPr>
-        <w:t>Positive Marks: 1</w:t>
+        <w:t xml:space="preserve"/>
       </w:r>
     </w:p>
     <w:p>
-      <w:pPr>
-        <w:spacing w:after="160" w:before="0"/>
-      </w:pPr>
       <w:r>
-        <w:rPr>
-          <w:b w:val="0"/>
-          <w:i w:val="0"/>
-          <w:sz w:val="20"/>
-        </w:rPr>
-        <w:t>Negative Marks: 0.25</w:t>
+        <w:t xml:space="preserve">Question: A nurse is assessing a client with a diagnosis of hypokalemia. Which finding is most characteristic?</w:t>
       </w:r>
     </w:p>
     <w:p>
-      <w:pPr>
-        <w:spacing w:after="40" w:before="120"/>
-      </w:pPr>
       <w:r>
-        <w:rPr>
-          <w:b w:val="0"/>
-          <w:i w:val="0"/>
-          <w:sz w:val="22"/>
-        </w:rPr>
-        <w:t>Question: During early pregnancy, the nurse observes a bluish discoloration of the cervix and vagina. This sign is known as:</w:t>
+        <w:t xml:space="preserve">(a) Muscle weakness and leg cramps</w:t>
       </w:r>
     </w:p>
     <w:p>
-      <w:pPr>
-        <w:spacing w:after="0" w:before="0"/>
-      </w:pPr>
       <w:r>
-        <w:rPr>
-          <w:b w:val="0"/>
-          <w:i w:val="0"/>
-          <w:sz w:val="22"/>
-        </w:rPr>
-        <w:t>(a) Chadwick sign</w:t>
+        <w:t xml:space="preserve">(b) Peaked T waves</w:t>
       </w:r>
     </w:p>
     <w:p>
-      <w:pPr>
-        <w:spacing w:after="0" w:before="0"/>
-      </w:pPr>
       <w:r>
-        <w:rPr>
-          <w:b w:val="0"/>
-          <w:i w:val="0"/>
-          <w:sz w:val="22"/>
-        </w:rPr>
-        <w:t>(b) Hegar sign</w:t>
+        <w:t xml:space="preserve">(c) Hyperactive reflexes</w:t>
       </w:r>
     </w:p>
     <w:p>
-      <w:pPr>
-        <w:spacing w:after="0" w:before="0"/>
-      </w:pPr>
       <w:r>
-        <w:rPr>
-          <w:b w:val="0"/>
-          <w:i w:val="0"/>
-          <w:sz w:val="22"/>
-        </w:rPr>
-        <w:t>(c) Goodell sign</w:t>
+        <w:t xml:space="preserve">(d) Tetany</w:t>
       </w:r>
     </w:p>
     <w:p>
-      <w:pPr>
-        <w:spacing w:after="0" w:before="0"/>
-      </w:pPr>
       <w:r>
-        <w:rPr>
-          <w:b w:val="0"/>
-          <w:i w:val="0"/>
-          <w:sz w:val="22"/>
-        </w:rPr>
-        <w:t>(d) Braxton Hicks sign</w:t>
+        <w:t xml:space="preserve">Answer: a</w:t>
       </w:r>
     </w:p>
     <w:p>
-      <w:pPr>
-        <w:spacing w:after="0" w:before="40"/>
-      </w:pPr>
       <w:r>
-        <w:rPr>
-          <w:b/>
-          <w:i w:val="0"/>
-          <w:sz w:val="22"/>
-        </w:rPr>
-        <w:t>Answer: a</w:t>
+        <w:t xml:space="preserve">Solution: Hypokalemia causes muscle weakness, fatigue, leg cramps, and flat T waves/U waves. Peaked T waves indicate hyperkalemia, and tetany indicates hypocalcemia.</w:t>
       </w:r>
     </w:p>
     <w:p>
-      <w:pPr>
-        <w:spacing w:after="0" w:before="0"/>
-      </w:pPr>
       <w:r>
-        <w:rPr>
-          <w:b w:val="0"/>
-          <w:i w:val="0"/>
-          <w:sz w:val="21"/>
-        </w:rPr>
-        <w:t>Solution: Chadwick sign is the bluish-purple discoloration of the cervix/vagina from increased vascularity in early pregnancy. Hegar sign is softening of the lower uterine segment; Goodell sign is cervical softening.</w:t>
+        <w:t xml:space="preserve">Positive Marks: 1</w:t>
       </w:r>
     </w:p>
     <w:p>
-      <w:pPr>
-        <w:spacing w:after="0" w:before="0"/>
-      </w:pPr>
       <w:r>
-        <w:rPr>
-          <w:b w:val="0"/>
-          <w:i w:val="0"/>
-          <w:sz w:val="20"/>
-        </w:rPr>
-        <w:t>Positive Marks: 1</w:t>
+        <w:t xml:space="preserve">Negative Marks: 0.25</w:t>
       </w:r>
     </w:p>
     <w:p>
-      <w:pPr>
-        <w:spacing w:after="160" w:before="0"/>
-      </w:pPr>
       <w:r>
-        <w:rPr>
-          <w:b w:val="0"/>
-          <w:i w:val="0"/>
-          <w:sz w:val="20"/>
-        </w:rPr>
-        <w:t>Negative Marks: 0.25</w:t>
+        <w:t xml:space="preserve"/>
       </w:r>
     </w:p>
     <w:p>
-      <w:pPr>
-        <w:spacing w:after="40" w:before="120"/>
-      </w:pPr>
       <w:r>
-        <w:rPr>
-          <w:b w:val="0"/>
-          <w:i w:val="0"/>
-          <w:sz w:val="22"/>
-        </w:rPr>
-        <w:t>Question: On bimanual examination of a client at 8 weeks gestation, the nurse notes softening of the lower uterine segment. This finding is called:</w:t>
+        <w:t xml:space="preserve">Question: A client with a diagnosis of cirrhosis is being discharged. Which instruction is most important?</w:t>
       </w:r>
     </w:p>
     <w:p>
-      <w:pPr>
-        <w:spacing w:after="0" w:before="0"/>
-      </w:pPr>
       <w:r>
-        <w:rPr>
-          <w:b w:val="0"/>
-          <w:i w:val="0"/>
-          <w:sz w:val="22"/>
-        </w:rPr>
-        <w:t>(a) Hegar sign</w:t>
+        <w:t xml:space="preserve">(a) Avoid alcohol and report signs of bleeding or confusion</w:t>
       </w:r>
     </w:p>
     <w:p>
-      <w:pPr>
-        <w:spacing w:after="0" w:before="0"/>
-      </w:pPr>
       <w:r>
-        <w:rPr>
-          <w:b w:val="0"/>
-          <w:i w:val="0"/>
-          <w:sz w:val="22"/>
-        </w:rPr>
-        <w:t>(b) Chadwick sign</w:t>
+        <w:t xml:space="preserve">(b) Take aspirin for headaches</w:t>
       </w:r>
     </w:p>
     <w:p>
-      <w:pPr>
-        <w:spacing w:after="0" w:before="0"/>
-      </w:pPr>
       <w:r>
-        <w:rPr>
-          <w:b w:val="0"/>
-          <w:i w:val="0"/>
-          <w:sz w:val="22"/>
-        </w:rPr>
-        <w:t>(c) McDonald sign</w:t>
+        <w:t xml:space="preserve">(c) Eat a high-salt diet</w:t>
       </w:r>
     </w:p>
     <w:p>
-      <w:pPr>
-        <w:spacing w:after="0" w:before="0"/>
-      </w:pPr>
       <w:r>
-        <w:rPr>
-          <w:b w:val="0"/>
-          <w:i w:val="0"/>
-          <w:sz w:val="22"/>
-        </w:rPr>
-        <w:t>(d) Ballottement</w:t>
+        <w:t xml:space="preserve">(d) Skip follow-up appointments</w:t>
       </w:r>
     </w:p>
     <w:p>
-      <w:pPr>
-        <w:spacing w:after="0" w:before="40"/>
-      </w:pPr>
       <w:r>
-        <w:rPr>
-          <w:b/>
-          <w:i w:val="0"/>
-          <w:sz w:val="22"/>
-        </w:rPr>
-        <w:t>Answer: a</w:t>
+        <w:t xml:space="preserve">Answer: a</w:t>
       </w:r>
     </w:p>
     <w:p>
-      <w:pPr>
-        <w:spacing w:after="0" w:before="0"/>
-      </w:pPr>
       <w:r>
-        <w:rPr>
-          <w:b w:val="0"/>
-          <w:i w:val="0"/>
-          <w:sz w:val="21"/>
-        </w:rPr>
-        <w:t>Solution: Hegar sign is the softening of the lower uterine segment (isthmus) palpable around 6-12 weeks of pregnancy. Chadwick is cervical/vaginal discoloration, and ballottement is a later sign of fetal movement.</w:t>
+        <w:t xml:space="preserve">Solution: Alcohol is strictly avoided in cirrhosis; bleeding, confusion (encephalopathy), and worsening jaundice are reported. Aspirin and sodium worsen complications.</w:t>
       </w:r>
     </w:p>
     <w:p>
-      <w:pPr>
-        <w:spacing w:after="0" w:before="0"/>
-      </w:pPr>
       <w:r>
-        <w:rPr>
-          <w:b w:val="0"/>
-          <w:i w:val="0"/>
-          <w:sz w:val="20"/>
-        </w:rPr>
-        <w:t>Positive Marks: 1</w:t>
+        <w:t xml:space="preserve">Positive Marks: 1</w:t>
       </w:r>
     </w:p>
     <w:p>
-      <w:pPr>
-        <w:spacing w:after="160" w:before="0"/>
-      </w:pPr>
       <w:r>
-        <w:rPr>
-          <w:b w:val="0"/>
-          <w:i w:val="0"/>
-          <w:sz w:val="20"/>
-        </w:rPr>
-        <w:t>Negative Marks: 0.25</w:t>
+        <w:t xml:space="preserve">Negative Marks: 0.25</w:t>
       </w:r>
     </w:p>
     <w:p>
-      <w:pPr>
-        <w:spacing w:after="40" w:before="120"/>
-      </w:pPr>
       <w:r>
-        <w:rPr>
-          <w:b w:val="0"/>
-          <w:i w:val="0"/>
-          <w:sz w:val="22"/>
-        </w:rPr>
-        <w:t>Question: A client at 16 weeks gestation is scheduled for amniocentesis. Which statement about this procedure is correct?</w:t>
+        <w:t xml:space="preserve">Question: A client with a diagnosis of acute cholecystitis is scheduled for surgery. Which finding requires reporting before surgery?</w:t>
       </w:r>
     </w:p>
     <w:p>
-      <w:pPr>
-        <w:spacing w:after="0" w:before="0"/>
-      </w:pPr>
       <w:r>
-        <w:rPr>
-          <w:b w:val="0"/>
-          <w:i w:val="0"/>
-          <w:sz w:val="22"/>
-        </w:rPr>
-        <w:t>(a) It is performed under ultrasound guidance to sample amniotic fluid for genetic and fetal assessment</w:t>
+        <w:t xml:space="preserve">(a) Fever of 39°C (102.2°F) with increasing pain</w:t>
       </w:r>
     </w:p>
     <w:p>
-      <w:pPr>
-        <w:spacing w:after="0" w:before="0"/>
-      </w:pPr>
       <w:r>
-        <w:rPr>
-          <w:b w:val="0"/>
-          <w:i w:val="0"/>
-          <w:sz w:val="22"/>
-        </w:rPr>
-        <w:t>(b) It is used to measure maternal blood pressure</w:t>
+        <w:t xml:space="preserve">(b) Mild right upper quadrant discomfort</w:t>
       </w:r>
     </w:p>
     <w:p>
-      <w:pPr>
-        <w:spacing w:after="0" w:before="0"/>
-      </w:pPr>
       <w:r>
-        <w:rPr>
-          <w:b w:val="0"/>
-          <w:i w:val="0"/>
-          <w:sz w:val="22"/>
-        </w:rPr>
-        <w:t>(c) It replaces the need for all ultrasound scans</w:t>
+        <w:t xml:space="preserve">(c) Normal white blood cell count</w:t>
       </w:r>
     </w:p>
     <w:p>
-      <w:pPr>
-        <w:spacing w:after="0" w:before="0"/>
-      </w:pPr>
       <w:r>
-        <w:rPr>
-          <w:b w:val="0"/>
-          <w:i w:val="0"/>
-          <w:sz w:val="22"/>
-        </w:rPr>
-        <w:t>(d) It is completely risk-free and needs no consent</w:t>
+        <w:t xml:space="preserve">(d) Stable vital signs</w:t>
       </w:r>
     </w:p>
     <w:p>
-      <w:pPr>
-        <w:spacing w:after="0" w:before="40"/>
-      </w:pPr>
       <w:r>
-        <w:rPr>
-          <w:b/>
-          <w:i w:val="0"/>
-          <w:sz w:val="22"/>
-        </w:rPr>
-        <w:t>Answer: a</w:t>
+        <w:t xml:space="preserve">Answer: a</w:t>
       </w:r>
     </w:p>
     <w:p>
-      <w:pPr>
-        <w:spacing w:after="0" w:before="0"/>
-      </w:pPr>
       <w:r>
-        <w:rPr>
-          <w:b w:val="0"/>
-          <w:i w:val="0"/>
-          <w:sz w:val="21"/>
-        </w:rPr>
-        <w:t>Solution: Amniocentesis uses ultrasound guidance to withdraw amniotic fluid for genetic testing (karyotype, AFP) and fetal lung maturity. It carries small risks (infection, leakage, miscarriage), and informed consent is obtained.</w:t>
+        <w:t xml:space="preserve">Solution: High fever with worsening pain may indicate gangrenous cholecystitis or perforation — an emergency requiring prompt surgery. Mild discomfort and stability are less urgent.</w:t>
       </w:r>
     </w:p>
     <w:p>
-      <w:pPr>
-        <w:spacing w:after="0" w:before="0"/>
-      </w:pPr>
       <w:r>
-        <w:rPr>
-          <w:b w:val="0"/>
-          <w:i w:val="0"/>
-          <w:sz w:val="20"/>
-        </w:rPr>
-        <w:t>Positive Marks: 1</w:t>
+        <w:t xml:space="preserve">Positive Marks: 1</w:t>
       </w:r>
     </w:p>
     <w:p>
-      <w:pPr>
-        <w:spacing w:after="160" w:before="0"/>
-      </w:pPr>
       <w:r>
-        <w:rPr>
-          <w:b w:val="0"/>
-          <w:i w:val="0"/>
-          <w:sz w:val="20"/>
-        </w:rPr>
-        <w:t>Negative Marks: 0.25</w:t>
+        <w:t xml:space="preserve">Negative Marks: 0.25</w:t>
       </w:r>
     </w:p>
     <w:p>
-      <w:pPr>
-        <w:spacing w:after="40" w:before="120"/>
-      </w:pPr>
       <w:r>
-        <w:rPr>
-          <w:b w:val="0"/>
-          <w:i w:val="0"/>
-          <w:sz w:val="22"/>
-        </w:rPr>
-        <w:t>Question: Which characteristic is most typical of antisocial personality disorder?</w:t>
+        <w:t xml:space="preserve"/>
       </w:r>
     </w:p>
     <w:p>
-      <w:pPr>
-        <w:spacing w:after="0" w:before="0"/>
-      </w:pPr>
       <w:r>
-        <w:rPr>
-          <w:b w:val="0"/>
-          <w:i w:val="0"/>
-          <w:sz w:val="22"/>
-        </w:rPr>
-        <w:t>(a) Persistent disregard for and violation of the rights of others, with lack of remorse</w:t>
+        <w:t xml:space="preserve">Question: A nurse is teaching a client with a new colostomy about skin care. Which product is most appropriate to protect the peristomal skin?</w:t>
       </w:r>
     </w:p>
     <w:p>
-      <w:pPr>
-        <w:spacing w:after="0" w:before="0"/>
-      </w:pPr>
       <w:r>
-        <w:rPr>
-          <w:b w:val="0"/>
-          <w:i w:val="0"/>
-          <w:sz w:val="22"/>
-        </w:rPr>
-        <w:t>(b) Excessive need to be cared for and fear of separation</w:t>
+        <w:t xml:space="preserve">(a) A skin barrier or wafer</w:t>
       </w:r>
     </w:p>
     <w:p>
-      <w:pPr>
-        <w:spacing w:after="0" w:before="0"/>
-      </w:pPr>
       <w:r>
-        <w:rPr>
-          <w:b w:val="0"/>
-          <w:i w:val="0"/>
-          <w:sz w:val="22"/>
-        </w:rPr>
-        <w:t>(c) Extreme sensitivity to criticism with social withdrawal</w:t>
+        <w:t xml:space="preserve">(b) Alcohol</w:t>
       </w:r>
     </w:p>
     <w:p>
-      <w:pPr>
-        <w:spacing w:after="0" w:before="0"/>
-      </w:pPr>
       <w:r>
-        <w:rPr>
-          <w:b w:val="0"/>
-          <w:i w:val="0"/>
-          <w:sz w:val="22"/>
-        </w:rPr>
-        <w:t>(d) Preoccupation with physical symptoms</w:t>
+        <w:t xml:space="preserve">(c) Petroleum jelly</w:t>
       </w:r>
     </w:p>
     <w:p>
-      <w:pPr>
-        <w:spacing w:after="0" w:before="40"/>
-      </w:pPr>
       <w:r>
-        <w:rPr>
-          <w:b/>
-          <w:i w:val="0"/>
-          <w:sz w:val="22"/>
-        </w:rPr>
-        <w:t>Answer: a</w:t>
+        <w:t xml:space="preserve">(d) Baby powder</w:t>
       </w:r>
     </w:p>
     <w:p>
-      <w:pPr>
-        <w:spacing w:after="0" w:before="0"/>
-      </w:pPr>
       <w:r>
-        <w:rPr>
-          <w:b w:val="0"/>
-          <w:i w:val="0"/>
-          <w:sz w:val="21"/>
-        </w:rPr>
-        <w:t>Solution: Antisocial personality disorder features a pattern of violating others' rights, deceitfulness, impulsivity, and lack of remorse. Dependent PD needs excessive care; avoidant PD fears criticism; somatic symptom disorder focuses on physical complaints.</w:t>
+        <w:t xml:space="preserve">Answer: a</w:t>
       </w:r>
     </w:p>
     <w:p>
-      <w:pPr>
-        <w:spacing w:after="0" w:before="0"/>
-      </w:pPr>
       <w:r>
-        <w:rPr>
-          <w:b w:val="0"/>
-          <w:i w:val="0"/>
-          <w:sz w:val="20"/>
-        </w:rPr>
-        <w:t>Positive Marks: 1</w:t>
+        <w:t xml:space="preserve">Solution: Skin barriers (wafers, creams) protect peristomal skin from stool enzymes. Alcohol dries and irritates, and petroleum jelly prevents pouch adhesion.</w:t>
       </w:r>
     </w:p>
     <w:p>
-      <w:pPr>
-        <w:spacing w:after="160" w:before="0"/>
-      </w:pPr>
       <w:r>
-        <w:rPr>
-          <w:b w:val="0"/>
-          <w:i w:val="0"/>
-          <w:sz w:val="20"/>
-        </w:rPr>
-        <w:t>Negative Marks: 0.25</w:t>
+        <w:t xml:space="preserve">Positive Marks: 1</w:t>
       </w:r>
     </w:p>
     <w:p>
-      <w:pPr>
-        <w:spacing w:after="40" w:before="120"/>
-      </w:pPr>
       <w:r>
-        <w:rPr>
-          <w:b w:val="0"/>
-          <w:i w:val="0"/>
-          <w:sz w:val="22"/>
-        </w:rPr>
-        <w:t>Question: A client repeatedly fabricates symptoms of illness and seeks hospitalization, with no external reward such as money. Which disorder is most likely?</w:t>
+        <w:t xml:space="preserve">Negative Marks: 0.25</w:t>
       </w:r>
     </w:p>
     <w:p>
-      <w:pPr>
-        <w:spacing w:after="0" w:before="0"/>
-      </w:pPr>
       <w:r>
-        <w:rPr>
-          <w:b w:val="0"/>
-          <w:i w:val="0"/>
-          <w:sz w:val="22"/>
-        </w:rPr>
-        <w:t>(a) Factitious disorder</w:t>
+        <w:t xml:space="preserve"/>
       </w:r>
     </w:p>
     <w:p>
-      <w:pPr>
-        <w:spacing w:after="0" w:before="0"/>
-      </w:pPr>
       <w:r>
-        <w:rPr>
-          <w:b w:val="0"/>
-          <w:i w:val="0"/>
-          <w:sz w:val="22"/>
-        </w:rPr>
-        <w:t>(b) Malingering</w:t>
+        <w:t xml:space="preserve">Question: A client with a diagnosis of hyperthyroidism is scheduled for radioactive iodine therapy. Which instruction is important for the nurse to give?</w:t>
       </w:r>
     </w:p>
     <w:p>
-      <w:pPr>
-        <w:spacing w:after="0" w:before="0"/>
-      </w:pPr>
       <w:r>
-        <w:rPr>
-          <w:b w:val="0"/>
-          <w:i w:val="0"/>
-          <w:sz w:val="22"/>
-        </w:rPr>
-        <w:t>(c) Conversion disorder</w:t>
+        <w:t xml:space="preserve">(a) Follow radiation precautions and report symptoms of hypothyroidism later</w:t>
       </w:r>
     </w:p>
     <w:p>
-      <w:pPr>
-        <w:spacing w:after="0" w:before="0"/>
-      </w:pPr>
       <w:r>
-        <w:rPr>
-          <w:b w:val="0"/>
-          <w:i w:val="0"/>
-          <w:sz w:val="22"/>
-        </w:rPr>
-        <w:t>(d) Somatic symptom disorder</w:t>
+        <w:t xml:space="preserve">(b) The therapy requires no precautions</w:t>
       </w:r>
     </w:p>
     <w:p>
-      <w:pPr>
-        <w:spacing w:after="0" w:before="40"/>
-      </w:pPr>
       <w:r>
-        <w:rPr>
-          <w:b/>
-          <w:i w:val="0"/>
-          <w:sz w:val="22"/>
-        </w:rPr>
-        <w:t>Answer: a</w:t>
+        <w:t xml:space="preserve">(c) The client should stop all follow-up</w:t>
       </w:r>
     </w:p>
     <w:p>
-      <w:pPr>
-        <w:spacing w:after="0" w:before="0"/>
-      </w:pPr>
       <w:r>
-        <w:rPr>
-          <w:b w:val="0"/>
-          <w:i w:val="0"/>
-          <w:sz w:val="21"/>
-        </w:rPr>
-        <w:t>Solution: Factitious disorder involves intentionally producing or feigning symptoms to assume the sick role, without external incentives. Malingering has an external goal (compensation, avoidance); conversion has unconscious neurologic symptoms.</w:t>
+        <w:t xml:space="preserve">(d) The therapy works instantly</w:t>
       </w:r>
     </w:p>
     <w:p>
-      <w:pPr>
-        <w:spacing w:after="0" w:before="0"/>
-      </w:pPr>
       <w:r>
-        <w:rPr>
-          <w:b w:val="0"/>
-          <w:i w:val="0"/>
-          <w:sz w:val="20"/>
-        </w:rPr>
-        <w:t>Positive Marks: 1</w:t>
+        <w:t xml:space="preserve">Answer: a</w:t>
       </w:r>
     </w:p>
     <w:p>
-      <w:pPr>
-        <w:spacing w:after="160" w:before="0"/>
-      </w:pPr>
       <w:r>
-        <w:rPr>
-          <w:b w:val="0"/>
-          <w:i w:val="0"/>
-          <w:sz w:val="20"/>
-        </w:rPr>
-        <w:t>Negative Marks: 0.25</w:t>
+        <w:t xml:space="preserve">Solution: After radioactive iodine, the client follows radiation precautions (hygiene, limited close contact) and is monitored for hypothyroidism, which often develops later and needs levothyroxine.</w:t>
       </w:r>
     </w:p>
     <w:p>
-      <w:pPr>
-        <w:spacing w:after="40" w:before="120"/>
-      </w:pPr>
       <w:r>
-        <w:rPr>
-          <w:b w:val="0"/>
-          <w:i w:val="0"/>
-          <w:sz w:val="22"/>
-        </w:rPr>
-        <w:t>Question: A client with depression takes a large overdose of a tricyclic antidepressant. Which finding is most characteristic of tricyclic toxicity?</w:t>
+        <w:t xml:space="preserve">Positive Marks: 1</w:t>
       </w:r>
     </w:p>
     <w:p>
-      <w:pPr>
-        <w:spacing w:after="0" w:before="0"/>
-      </w:pPr>
       <w:r>
-        <w:rPr>
-          <w:b w:val="0"/>
-          <w:i w:val="0"/>
-          <w:sz w:val="22"/>
-        </w:rPr>
-        <w:t>(a) Cardiac dysrhythmias and anticholinergic effects such as dry mouth and blurred vision</w:t>
+        <w:t xml:space="preserve">Negative Marks: 0.25</w:t>
       </w:r>
     </w:p>
     <w:p>
-      <w:pPr>
-        <w:spacing w:after="0" w:before="0"/>
-      </w:pPr>
       <w:r>
-        <w:rPr>
-          <w:b w:val="0"/>
-          <w:i w:val="0"/>
-          <w:sz w:val="22"/>
-        </w:rPr>
-        <w:t>(b) Serotonin syndrome with muscle twitching</w:t>
+        <w:t xml:space="preserve"/>
       </w:r>
     </w:p>
     <w:p>
-      <w:pPr>
-        <w:spacing w:after="0" w:before="0"/>
-      </w:pPr>
       <w:r>
-        <w:rPr>
-          <w:b w:val="0"/>
-          <w:i w:val="0"/>
-          <w:sz w:val="22"/>
-        </w:rPr>
-        <w:t>(c) Extrapyramidal rigidity</w:t>
+        <w:t xml:space="preserve">Question: A client is admitted with a diagnosis of acute gastroenteritis and hyponatremia. The nurse should monitor the client for:</w:t>
       </w:r>
     </w:p>
     <w:p>
-      <w:pPr>
-        <w:spacing w:after="0" w:before="0"/>
-      </w:pPr>
       <w:r>
-        <w:rPr>
-          <w:b w:val="0"/>
-          <w:i w:val="0"/>
-          <w:sz w:val="22"/>
-        </w:rPr>
-        <w:t>(d) Respiratory alkalosis</w:t>
+        <w:t xml:space="preserve">(a) Confusion and seizures</w:t>
       </w:r>
     </w:p>
     <w:p>
-      <w:pPr>
-        <w:spacing w:after="0" w:before="40"/>
-      </w:pPr>
       <w:r>
-        <w:rPr>
-          <w:b/>
-          <w:i w:val="0"/>
-          <w:sz w:val="22"/>
-        </w:rPr>
-        <w:t>Answer: a</w:t>
+        <w:t xml:space="preserve">(b) Hyperactivity</w:t>
       </w:r>
     </w:p>
     <w:p>
-      <w:pPr>
-        <w:spacing w:after="0" w:before="0"/>
-      </w:pPr>
       <w:r>
-        <w:rPr>
-          <w:b w:val="0"/>
-          <w:i w:val="0"/>
-          <w:sz w:val="21"/>
-        </w:rPr>
-        <w:t>Solution: TCA overdose causes cardiac toxicity (wide QRS, dysrhythmias), CNS depression, and anticholinergic effects (dry mouth, blurred vision, urinary retention). Management is supportive with cardiac monitoring and sodium bicarbonate for QRS widening.</w:t>
+        <w:t xml:space="preserve">(c) Polyuria</w:t>
       </w:r>
     </w:p>
     <w:p>
-      <w:pPr>
-        <w:spacing w:after="0" w:before="0"/>
-      </w:pPr>
       <w:r>
-        <w:rPr>
-          <w:b w:val="0"/>
-          <w:i w:val="0"/>
-          <w:sz w:val="20"/>
-        </w:rPr>
-        <w:t>Positive Marks: 1</w:t>
+        <w:t xml:space="preserve">(d) Hypertension</w:t>
       </w:r>
     </w:p>
     <w:p>
-      <w:pPr>
-        <w:spacing w:after="160" w:before="0"/>
-      </w:pPr>
       <w:r>
-        <w:rPr>
-          <w:b w:val="0"/>
-          <w:i w:val="0"/>
-          <w:sz w:val="20"/>
-        </w:rPr>
-        <w:t>Negative Marks: 0.25</w:t>
+        <w:t xml:space="preserve">Answer: a</w:t>
       </w:r>
     </w:p>
     <w:p>
-      <w:pPr>
-        <w:spacing w:after="40" w:before="120"/>
-      </w:pPr>
       <w:r>
-        <w:rPr>
-          <w:b w:val="0"/>
-          <w:i w:val="0"/>
-          <w:sz w:val="22"/>
-        </w:rPr>
-        <w:t>Question: Which instruction is correct regarding a child's car seat?</w:t>
+        <w:t xml:space="preserve">Solution: Hyponatremia can cause cerebral edema with confusion, seizures, and coma. The nurse monitors neurologic status and restricts free water as ordered.</w:t>
       </w:r>
     </w:p>
     <w:p>
-      <w:pPr>
-        <w:spacing w:after="0" w:before="0"/>
-      </w:pPr>
       <w:r>
-        <w:rPr>
-          <w:b w:val="0"/>
-          <w:i w:val="0"/>
-          <w:sz w:val="22"/>
-        </w:rPr>
-        <w:t>(a) Keep infants in a rear-facing seat in the back seat until at least 2 years of age</w:t>
+        <w:t xml:space="preserve">Positive Marks: 1</w:t>
       </w:r>
     </w:p>
     <w:p>
-      <w:pPr>
-        <w:spacing w:after="0" w:before="0"/>
-      </w:pPr>
       <w:r>
-        <w:rPr>
-          <w:b w:val="0"/>
-          <w:i w:val="0"/>
-          <w:sz w:val="22"/>
-        </w:rPr>
-        <w:t>(b) Use a forward-facing seat from birth</w:t>
+        <w:t xml:space="preserve">Negative Marks: 0.25</w:t>
       </w:r>
     </w:p>
     <w:p>
-      <w:pPr>
-        <w:spacing w:after="0" w:before="0"/>
-      </w:pPr>
       <w:r>
-        <w:rPr>
-          <w:b w:val="0"/>
-          <w:i w:val="0"/>
-          <w:sz w:val="22"/>
-        </w:rPr>
-        <w:t>(c) Place the rear-facing seat in the front with the airbag on</w:t>
+        <w:t xml:space="preserve"/>
       </w:r>
     </w:p>
     <w:p>
-      <w:pPr>
-        <w:spacing w:after="0" w:before="0"/>
-      </w:pPr>
       <w:r>
-        <w:rPr>
-          <w:b w:val="0"/>
-          <w:i w:val="0"/>
-          <w:sz w:val="22"/>
-        </w:rPr>
-        <w:t>(d) Switch to a booster seat as soon as the child is 1 year old</w:t>
+        <w:t xml:space="preserve">Question: A client with a diagnosis of chronic obstructive pulmonary disease is prescribed an inhaled bronchodilator and corticosteroid. The nurse should teach the client to:</w:t>
       </w:r>
     </w:p>
     <w:p>
-      <w:pPr>
-        <w:spacing w:after="0" w:before="40"/>
-      </w:pPr>
       <w:r>
-        <w:rPr>
-          <w:b/>
-          <w:i w:val="0"/>
-          <w:sz w:val="22"/>
-        </w:rPr>
-        <w:t>Answer: a</w:t>
+        <w:t xml:space="preserve">(a) Use the bronchodilator before the corticosteroid and rinse afterward</w:t>
       </w:r>
     </w:p>
     <w:p>
-      <w:pPr>
-        <w:spacing w:after="0" w:before="0"/>
-      </w:pPr>
       <w:r>
-        <w:rPr>
-          <w:b w:val="0"/>
-          <w:i w:val="0"/>
-          <w:sz w:val="21"/>
-        </w:rPr>
-        <w:t>Solution: Rear-facing car seats in the back seat are recommended from birth until at least age 2 (or the seat's height/weight limits); the front seat and active airbags are dangerous for children. Forward-facing and boosters come later.</w:t>
+        <w:t xml:space="preserve">(b) Use the corticosteroid first</w:t>
       </w:r>
     </w:p>
     <w:p>
-      <w:pPr>
-        <w:spacing w:after="0" w:before="0"/>
-      </w:pPr>
       <w:r>
-        <w:rPr>
-          <w:b w:val="0"/>
-          <w:i w:val="0"/>
-          <w:sz w:val="20"/>
-        </w:rPr>
-        <w:t>Positive Marks: 1</w:t>
+        <w:t xml:space="preserve">(c) Use both simultaneously without rinsing</w:t>
       </w:r>
     </w:p>
     <w:p>
-      <w:pPr>
-        <w:spacing w:after="160" w:before="0"/>
-      </w:pPr>
       <w:r>
-        <w:rPr>
-          <w:b w:val="0"/>
-          <w:i w:val="0"/>
-          <w:sz w:val="20"/>
-        </w:rPr>
-        <w:t>Negative Marks: 0.25</w:t>
+        <w:t xml:space="preserve">(d) Use the medications only during exacerbations</w:t>
       </w:r>
     </w:p>
     <w:p>
-      <w:pPr>
-        <w:spacing w:after="40" w:before="120"/>
-      </w:pPr>
       <w:r>
-        <w:rPr>
-          <w:b w:val="0"/>
-          <w:i w:val="0"/>
-          <w:sz w:val="22"/>
-        </w:rPr>
-        <w:t>Question: At which age is the measles-rubella (MR/MMR) vaccine first scheduled in the national immunization program?</w:t>
+        <w:t xml:space="preserve">Answer: a</w:t>
       </w:r>
     </w:p>
     <w:p>
-      <w:pPr>
-        <w:spacing w:after="0" w:before="0"/>
-      </w:pPr>
       <w:r>
-        <w:rPr>
-          <w:b w:val="0"/>
-          <w:i w:val="0"/>
-          <w:sz w:val="22"/>
-        </w:rPr>
-        <w:t>(a) 9-12 months</w:t>
+        <w:t xml:space="preserve">Solution: The bronchodilator opens the airways first so the corticosteroid reaches deeper; rinsing the mouth after the steroid prevents thrush.</w:t>
       </w:r>
     </w:p>
     <w:p>
-      <w:pPr>
-        <w:spacing w:after="0" w:before="0"/>
-      </w:pPr>
       <w:r>
-        <w:rPr>
-          <w:b w:val="0"/>
-          <w:i w:val="0"/>
-          <w:sz w:val="22"/>
-        </w:rPr>
-        <w:t>(b) At birth</w:t>
+        <w:t xml:space="preserve">Positive Marks: 1</w:t>
       </w:r>
     </w:p>
     <w:p>
-      <w:pPr>
-        <w:spacing w:after="0" w:before="0"/>
-      </w:pPr>
       <w:r>
-        <w:rPr>
-          <w:b w:val="0"/>
-          <w:i w:val="0"/>
-          <w:sz w:val="22"/>
-        </w:rPr>
-        <w:t>(c) 6 weeks</w:t>
+        <w:t xml:space="preserve">Negative Marks: 0.25</w:t>
       </w:r>
     </w:p>
     <w:p>
-      <w:pPr>
-        <w:spacing w:after="0" w:before="0"/>
-      </w:pPr>
       <w:r>
-        <w:rPr>
-          <w:b w:val="0"/>
-          <w:i w:val="0"/>
-          <w:sz w:val="22"/>
-        </w:rPr>
-        <w:t>(d) 14 weeks</w:t>
+        <w:t xml:space="preserve"/>
       </w:r>
     </w:p>
     <w:p>
-      <w:pPr>
-        <w:spacing w:after="0" w:before="40"/>
-      </w:pPr>
       <w:r>
-        <w:rPr>
-          <w:b/>
-          <w:i w:val="0"/>
-          <w:sz w:val="22"/>
-        </w:rPr>
-        <w:t>Answer: a</w:t>
+        <w:t xml:space="preserve">Question: A nurse is caring for a client with a diagnosis of acute renal failure in the diuretic phase. Which nursing intervention is most important?</w:t>
       </w:r>
     </w:p>
     <w:p>
-      <w:pPr>
-        <w:spacing w:after="0" w:before="0"/>
-      </w:pPr>
       <w:r>
-        <w:rPr>
-          <w:b w:val="0"/>
-          <w:i w:val="0"/>
-          <w:sz w:val="21"/>
-        </w:rPr>
-        <w:t>Solution: The first dose of MR/MMR vaccine is given at 9-12 months (9 months in the Indian national schedule), with a second dose later. BCG/OPV-0 are given at birth, and DPT/OPV/IPV begin at 6 weeks.</w:t>
+        <w:t xml:space="preserve">(a) Monitor for hypovolemia and electrolyte loss</w:t>
       </w:r>
     </w:p>
     <w:p>
-      <w:pPr>
-        <w:spacing w:after="0" w:before="0"/>
-      </w:pPr>
       <w:r>
-        <w:rPr>
-          <w:b w:val="0"/>
-          <w:i w:val="0"/>
-          <w:sz w:val="20"/>
-        </w:rPr>
-        <w:t>Positive Marks: 1</w:t>
+        <w:t xml:space="preserve">(b) Restrict all fluids</w:t>
       </w:r>
     </w:p>
     <w:p>
-      <w:pPr>
-        <w:spacing w:after="160" w:before="0"/>
-      </w:pPr>
       <w:r>
-        <w:rPr>
-          <w:b w:val="0"/>
-          <w:i w:val="0"/>
-          <w:sz w:val="20"/>
-        </w:rPr>
-        <w:t>Negative Marks: 0.25</w:t>
+        <w:t xml:space="preserve">(c) Encourage potassium-rich foods</w:t>
       </w:r>
     </w:p>
     <w:p>
-      <w:pPr>
-        <w:spacing w:after="40" w:before="120"/>
-      </w:pPr>
       <w:r>
-        <w:rPr>
-          <w:b w:val="0"/>
-          <w:i w:val="0"/>
-          <w:sz w:val="22"/>
-        </w:rPr>
-        <w:t>Question: An infant with acute watery diarrhea is being assessed for rotavirus. Which statement about rotavirus is correct?</w:t>
+        <w:t xml:space="preserve">(d) Discontinue all IV fluids</w:t>
       </w:r>
     </w:p>
     <w:p>
-      <w:pPr>
-        <w:spacing w:after="0" w:before="0"/>
-      </w:pPr>
       <w:r>
-        <w:rPr>
-          <w:b w:val="0"/>
-          <w:i w:val="0"/>
-          <w:sz w:val="22"/>
-        </w:rPr>
-        <w:t>(a) It is the most common cause of severe dehydrating diarrhea in young children and is preventable by an oral vaccine</w:t>
+        <w:t xml:space="preserve">Answer: a</w:t>
       </w:r>
     </w:p>
     <w:p>
-      <w:pPr>
-        <w:spacing w:after="0" w:before="0"/>
-      </w:pPr>
       <w:r>
-        <w:rPr>
-          <w:b w:val="0"/>
-          <w:i w:val="0"/>
-          <w:sz w:val="22"/>
-        </w:rPr>
-        <w:t>(b) It is caused by a bacterium requiring antibiotics</w:t>
+        <w:t xml:space="preserve">Solution: The diuretic phase produces large urine volumes, risking hypovolemia, hyponatremia, and hypokalemia. Fluids and electrolytes are replaced and monitored.</w:t>
       </w:r>
     </w:p>
     <w:p>
-      <w:pPr>
-        <w:spacing w:after="0" w:before="0"/>
-      </w:pPr>
       <w:r>
-        <w:rPr>
-          <w:b w:val="0"/>
-          <w:i w:val="0"/>
-          <w:sz w:val="22"/>
-        </w:rPr>
-        <w:t>(c) Breastfeeding must be stopped during the infection</w:t>
+        <w:t xml:space="preserve">Positive Marks: 1</w:t>
       </w:r>
     </w:p>
     <w:p>
-      <w:pPr>
-        <w:spacing w:after="0" w:before="0"/>
-      </w:pPr>
       <w:r>
-        <w:rPr>
-          <w:b w:val="0"/>
-          <w:i w:val="0"/>
-          <w:sz w:val="22"/>
-        </w:rPr>
-        <w:t>(d) It causes bloody diarrhea with high fever in all cases</w:t>
+        <w:t xml:space="preserve">Negative Marks: 0.25</w:t>
       </w:r>
     </w:p>
     <w:p>
-      <w:pPr>
-        <w:spacing w:after="0" w:before="40"/>
-      </w:pPr>
       <w:r>
-        <w:rPr>
-          <w:b/>
-          <w:i w:val="0"/>
-          <w:sz w:val="22"/>
-        </w:rPr>
-        <w:t>Answer: a</w:t>
+        <w:t xml:space="preserve"/>
       </w:r>
     </w:p>
     <w:p>
-      <w:pPr>
-        <w:spacing w:after="0" w:before="0"/>
-      </w:pPr>
       <w:r>
-        <w:rPr>
-          <w:b w:val="0"/>
-          <w:i w:val="0"/>
-          <w:sz w:val="21"/>
-        </w:rPr>
-        <w:t>Solution: Rotavirus is the leading cause of severe dehydrating gastroenteritis in young children; oral rotavirus vaccine prevents it. It is viral (no antibiotics), breastfeeding continues, and watery (not bloody) diarrhea is typical.</w:t>
+        <w:t xml:space="preserve">Question: A client with a diagnosis of peptic ulcer disease complains of sharp, sudden abdominal pain with a rigid abdomen. The nurse should suspect:</w:t>
       </w:r>
     </w:p>
     <w:p>
-      <w:pPr>
-        <w:spacing w:after="0" w:before="0"/>
-      </w:pPr>
       <w:r>
-        <w:rPr>
-          <w:b w:val="0"/>
-          <w:i w:val="0"/>
-          <w:sz w:val="20"/>
-        </w:rPr>
-        <w:t>Positive Marks: 1</w:t>
+        <w:t xml:space="preserve">(a) Perforation of the ulcer</w:t>
       </w:r>
     </w:p>
     <w:p>
-      <w:pPr>
-        <w:spacing w:after="160" w:before="0"/>
-      </w:pPr>
       <w:r>
-        <w:rPr>
-          <w:b w:val="0"/>
-          <w:i w:val="0"/>
-          <w:sz w:val="20"/>
-        </w:rPr>
-        <w:t>Negative Marks: 0.25</w:t>
+        <w:t xml:space="preserve">(b) Resolution of the ulcer</w:t>
       </w:r>
     </w:p>
     <w:p>
-      <w:pPr>
-        <w:spacing w:after="40" w:before="120"/>
-      </w:pPr>
       <w:r>
-        <w:rPr>
-          <w:b w:val="0"/>
-          <w:i w:val="0"/>
-          <w:sz w:val="22"/>
-        </w:rPr>
-        <w:t>Question: Pulse polio immunization in India is conducted as:</w:t>
+        <w:t xml:space="preserve">(c) Normal healing</w:t>
       </w:r>
     </w:p>
     <w:p>
-      <w:pPr>
-        <w:spacing w:after="0" w:before="0"/>
-      </w:pPr>
       <w:r>
-        <w:rPr>
-          <w:b w:val="0"/>
-          <w:i w:val="0"/>
-          <w:sz w:val="22"/>
-        </w:rPr>
-        <w:t>(a) Repeated mass campaigns giving OPV to all children under 5 years regardless of prior immunization</w:t>
+        <w:t xml:space="preserve">(d) Mild gastritis</w:t>
       </w:r>
     </w:p>
     <w:p>
-      <w:pPr>
-        <w:spacing w:after="0" w:before="0"/>
-      </w:pPr>
       <w:r>
-        <w:rPr>
-          <w:b w:val="0"/>
-          <w:i w:val="0"/>
-          <w:sz w:val="22"/>
-        </w:rPr>
-        <w:t>(b) A one-time injection to all adults</w:t>
+        <w:t xml:space="preserve">Answer: a</w:t>
       </w:r>
     </w:p>
     <w:p>
-      <w:pPr>
-        <w:spacing w:after="0" w:before="0"/>
-      </w:pPr>
       <w:r>
-        <w:rPr>
-          <w:b w:val="0"/>
-          <w:i w:val="0"/>
-          <w:sz w:val="22"/>
-        </w:rPr>
-        <w:t>(c) Weekly hospital-based vaccination only</w:t>
+        <w:t xml:space="preserve">Solution: Sudden severe pain with a rigid, board-like abdomen indicates ulcer perforation — a surgical emergency. The nurse keeps the client NPO and notifies the physician immediately.</w:t>
       </w:r>
     </w:p>
     <w:p>
-      <w:pPr>
-        <w:spacing w:after="0" w:before="0"/>
-      </w:pPr>
       <w:r>
-        <w:rPr>
-          <w:b w:val="0"/>
-          <w:i w:val="0"/>
-          <w:sz w:val="22"/>
-        </w:rPr>
-        <w:t>(d) A campaign limited to children with fever</w:t>
+        <w:t xml:space="preserve">Positive Marks: 1</w:t>
       </w:r>
     </w:p>
     <w:p>
-      <w:pPr>
-        <w:spacing w:after="0" w:before="40"/>
-      </w:pPr>
       <w:r>
-        <w:rPr>
-          <w:b/>
-          <w:i w:val="0"/>
-          <w:sz w:val="22"/>
-        </w:rPr>
-        <w:t>Answer: a</w:t>
+        <w:t xml:space="preserve">Negative Marks: 0.25</w:t>
       </w:r>
     </w:p>
     <w:p>
-      <w:pPr>
-        <w:spacing w:after="0" w:before="0"/>
-      </w:pPr>
       <w:r>
-        <w:rPr>
-          <w:b w:val="0"/>
-          <w:i w:val="0"/>
-          <w:sz w:val="21"/>
-        </w:rPr>
-        <w:t>Solution: Pulse polio immunization uses mass OPV campaigns (National Immunization Days) targeting all children under 5 in a short period to interrupt transmission regardless of prior status. It contributed to India being certified polio-free in 2014.</w:t>
+        <w:t xml:space="preserve"/>
       </w:r>
     </w:p>
     <w:p>
-      <w:pPr>
-        <w:spacing w:after="0" w:before="0"/>
-      </w:pPr>
       <w:r>
-        <w:rPr>
-          <w:b w:val="0"/>
-          <w:i w:val="0"/>
-          <w:sz w:val="20"/>
-        </w:rPr>
-        <w:t>Positive Marks: 1</w:t>
+        <w:t xml:space="preserve">Question: A client is prescribed a laxative before a colonoscopy. The nurse should teach the client that the bowel prep:</w:t>
       </w:r>
     </w:p>
     <w:p>
-      <w:pPr>
-        <w:spacing w:after="160" w:before="0"/>
-      </w:pPr>
       <w:r>
-        <w:rPr>
-          <w:b w:val="0"/>
-          <w:i w:val="0"/>
-          <w:sz w:val="20"/>
-        </w:rPr>
-        <w:t>Negative Marks: 0.25</w:t>
+        <w:t xml:space="preserve">(a) Cleanses the colon so the scope can visualize the lining</w:t>
       </w:r>
     </w:p>
     <w:p>
-      <w:pPr>
-        <w:spacing w:after="40" w:before="120"/>
-      </w:pPr>
       <w:r>
-        <w:rPr>
-          <w:b w:val="0"/>
-          <w:i w:val="0"/>
-          <w:sz w:val="22"/>
-        </w:rPr>
-        <w:t>Question: A screening test correctly identifies all people who do NOT have a disease as negative. This property of the test is called:</w:t>
+        <w:t xml:space="preserve">(b) Is optional before the procedure</w:t>
       </w:r>
     </w:p>
     <w:p>
-      <w:pPr>
-        <w:spacing w:after="0" w:before="0"/>
-      </w:pPr>
       <w:r>
-        <w:rPr>
-          <w:b w:val="0"/>
-          <w:i w:val="0"/>
-          <w:sz w:val="22"/>
-        </w:rPr>
-        <w:t>(a) Specificity</w:t>
+        <w:t xml:space="preserve">(c) Can be skipped if the client feels empty</w:t>
       </w:r>
     </w:p>
     <w:p>
-      <w:pPr>
-        <w:spacing w:after="0" w:before="0"/>
-      </w:pPr>
       <w:r>
-        <w:rPr>
-          <w:b w:val="0"/>
-          <w:i w:val="0"/>
-          <w:sz w:val="22"/>
-        </w:rPr>
-        <w:t>(b) Sensitivity</w:t>
+        <w:t xml:space="preserve">(d) Is used only for treatment of constipation</w:t>
       </w:r>
     </w:p>
     <w:p>
-      <w:pPr>
-        <w:spacing w:after="0" w:before="0"/>
-      </w:pPr>
       <w:r>
-        <w:rPr>
-          <w:b w:val="0"/>
-          <w:i w:val="0"/>
-          <w:sz w:val="22"/>
-        </w:rPr>
-        <w:t>(c) Prevalence</w:t>
+        <w:t xml:space="preserve">Answer: a</w:t>
       </w:r>
     </w:p>
     <w:p>
-      <w:pPr>
-        <w:spacing w:after="0" w:before="0"/>
-      </w:pPr>
       <w:r>
-        <w:rPr>
-          <w:b w:val="0"/>
-          <w:i w:val="0"/>
-          <w:sz w:val="22"/>
-        </w:rPr>
-        <w:t>(d) Incidence</w:t>
+        <w:t xml:space="preserve">Solution: Bowel preparation empties the colon, which is essential for adequate visualization during colonoscopy. It is required, not optional.</w:t>
       </w:r>
     </w:p>
     <w:p>
-      <w:pPr>
-        <w:spacing w:after="0" w:before="40"/>
-      </w:pPr>
       <w:r>
-        <w:rPr>
-          <w:b/>
-          <w:i w:val="0"/>
-          <w:sz w:val="22"/>
-        </w:rPr>
-        <w:t>Answer: a</w:t>
+        <w:t xml:space="preserve">Positive Marks: 1</w:t>
       </w:r>
     </w:p>
     <w:p>
-      <w:pPr>
-        <w:spacing w:after="0" w:before="0"/>
-      </w:pPr>
       <w:r>
-        <w:rPr>
-          <w:b w:val="0"/>
-          <w:i w:val="0"/>
-          <w:sz w:val="21"/>
-        </w:rPr>
-        <w:t>Solution: Specificity is the proportion of truly non-diseased people correctly identified as negative (few false positives). Sensitivity correctly identifies those with the disease (few false negatives).</w:t>
+        <w:t xml:space="preserve">Negative Marks: 0.25</w:t>
       </w:r>
     </w:p>
     <w:p>
-      <w:pPr>
-        <w:spacing w:after="0" w:before="0"/>
-      </w:pPr>
       <w:r>
-        <w:rPr>
-          <w:b w:val="0"/>
-          <w:i w:val="0"/>
-          <w:sz w:val="20"/>
-        </w:rPr>
-        <w:t>Positive Marks: 1</w:t>
+        <w:t xml:space="preserve"/>
       </w:r>
     </w:p>
     <w:p>
-      <w:pPr>
-        <w:spacing w:after="160" w:before="0"/>
-      </w:pPr>
       <w:r>
-        <w:rPr>
-          <w:b w:val="0"/>
-          <w:i w:val="0"/>
-          <w:sz w:val="20"/>
-        </w:rPr>
-        <w:t>Negative Marks: 0.25</w:t>
+        <w:t xml:space="preserve">Question: A client with a diagnosis of diabetes is prescribed an ACE inhibitor. The nurse understands that this medication is given to:</w:t>
+      </w:r>
+    </w:p>
+    <w:p>
+      <w:r>
+        <w:t xml:space="preserve">(a) Protect the kidneys by reducing intraglomerular pressure</w:t>
+      </w:r>
+    </w:p>
+    <w:p>
+      <w:r>
+        <w:t xml:space="preserve">(b) Increase blood glucose</w:t>
+      </w:r>
+    </w:p>
+    <w:p>
+      <w:r>
+        <w:t xml:space="preserve">(c) Treat hypoglycemia</w:t>
+      </w:r>
+    </w:p>
+    <w:p>
+      <w:r>
+        <w:t xml:space="preserve">(d) Replace insulin</w:t>
+      </w:r>
+    </w:p>
+    <w:p>
+      <w:r>
+        <w:t xml:space="preserve">Answer: a</w:t>
+      </w:r>
+    </w:p>
+    <w:p>
+      <w:r>
+        <w:t xml:space="preserve">Solution: ACE inhibitors reduce intraglomerular pressure and proteinuria, protecting the kidneys in diabetes. They are first-line for diabetic nephropathy.</w:t>
+      </w:r>
+    </w:p>
+    <w:p>
+      <w:r>
+        <w:t xml:space="preserve">Positive Marks: 1</w:t>
+      </w:r>
+    </w:p>
+    <w:p>
+      <w:r>
+        <w:t xml:space="preserve">Negative Marks: 0.25</w:t>
+      </w:r>
+    </w:p>
+    <w:p>
+      <w:r>
+        <w:t xml:space="preserve"/>
+      </w:r>
+    </w:p>
+    <w:p>
+      <w:r>
+        <w:t xml:space="preserve">Question: A nurse is assessing a client with a diagnosis of hypermagnesemia. Which finding is most characteristic?</w:t>
+      </w:r>
+    </w:p>
+    <w:p>
+      <w:r>
+        <w:t xml:space="preserve">(a) Hypotension and depressed deep tendon reflexes</w:t>
+      </w:r>
+    </w:p>
+    <w:p>
+      <w:r>
+        <w:t xml:space="preserve">(b) Hypertension and hyperreflexia</w:t>
+      </w:r>
+    </w:p>
+    <w:p>
+      <w:r>
+        <w:t xml:space="preserve">(c) Muscle twitching</w:t>
+      </w:r>
+    </w:p>
+    <w:p>
+      <w:r>
+        <w:t xml:space="preserve">(d) Tetany</w:t>
+      </w:r>
+    </w:p>
+    <w:p>
+      <w:r>
+        <w:t xml:space="preserve">Answer: a</w:t>
+      </w:r>
+    </w:p>
+    <w:p>
+      <w:r>
+        <w:t xml:space="preserve">Solution: Hypermagnesemia depresses the nervous system — hypotension, bradycardia, and decreased DTRs occur. Hypomagnesemia causes hyperreflexia and tetany.</w:t>
+      </w:r>
+    </w:p>
+    <w:p>
+      <w:r>
+        <w:t xml:space="preserve">Positive Marks: 1</w:t>
+      </w:r>
+    </w:p>
+    <w:p>
+      <w:r>
+        <w:t xml:space="preserve">Negative Marks: 0.25</w:t>
       </w:r>
     </w:p>
     <w:sectPr>
       <w:pgSz w:w="12240" w:h="15840"/>
-      <w:pgMar w:top="864" w:right="1008" w:bottom="864" w:left="1008" w:header="720" w:footer="720" w:gutter="0"/>
+      <w:pgMar w:top="1440" w:right="1800" w:bottom="1440" w:left="1800" w:header="720" w:footer="720" w:gutter="0"/>
       <w:cols w:space="720"/>
       <w:docGrid w:linePitch="360"/>
     </w:sectPr>
@@ -2715,10 +1365,6 @@
     <w:name w:val="Normal"/>
     <w:qFormat/>
     <w:rsid w:val="00FC693F"/>
-    <w:rPr>
-      <w:rFonts w:ascii="Calibri" w:hAnsi="Calibri"/>
-      <w:sz w:val="22"/>
-    </w:rPr>
   </w:style>
   <w:style w:type="paragraph" w:styleId="Header">
     <w:name w:val="header"/>
